--- a/보관본/러시아 인권변호사/Word/3부/3부_2화_파벨의_귀환.docx
+++ b/보관본/러시아 인권변호사/Word/3부/3부_2화_파벨의_귀환.docx
@@ -2188,7 +2188,7 @@
           <w:i w:val="0"/>
           <w:sz w:val="22"/>
         </w:rPr>
-        <w:t>Одного по голосу не узнал. Второй — помощник Литвинова, тот, что вёл переговоры по «Новтексу». Сказал: «Готовьте к весне, чтобы вышло за месяц до голосования».</w:t>
+        <w:t>Второго по голосу не узнал. Первый — помощник Литвинова, тот, что вёл переговоры по «Новтексу». Сказал: «Готовьте к весне, чтобы вышло за месяц до голосования».</w:t>
       </w:r>
     </w:p>
     <w:p>

--- a/보관본/러시아 인권변호사/Word/3부/3부_2화_파벨의_귀환.docx
+++ b/보관본/러시아 인권변호사/Word/3부/3부_2화_파벨의_귀환.docx
@@ -381,6 +381,29 @@
           <w:i w:val="0"/>
           <w:sz w:val="22"/>
         </w:rPr>
+        <w:t xml:space="preserve">Мария: </w:t>
+      </w:r>
+      <w:r>
+        <w:rPr>
+          <w:rFonts w:ascii="Times New Roman" w:hAnsi="Times New Roman" w:eastAsia="Malgun Gothic"/>
+          <w:b w:val="0"/>
+          <w:i w:val="0"/>
+          <w:sz w:val="22"/>
+        </w:rPr>
+        <w:t>Вот и скажи ему это сам. Позвони и скажи.</w:t>
+      </w:r>
+    </w:p>
+    <w:p>
+      <w:pPr>
+        <w:spacing w:before="0" w:after="110" w:line="300" w:lineRule="auto"/>
+      </w:pPr>
+      <w:r>
+        <w:rPr>
+          <w:rFonts w:ascii="Times New Roman" w:hAnsi="Times New Roman" w:eastAsia="Malgun Gothic"/>
+          <w:b/>
+          <w:i w:val="0"/>
+          <w:sz w:val="22"/>
+        </w:rPr>
         <w:t xml:space="preserve">Павел: </w:t>
       </w:r>
       <w:r>
@@ -2707,7 +2730,7 @@
           <w:i w:val="0"/>
           <w:sz w:val="22"/>
         </w:rPr>
-        <w:t>Ты как? Это тебя пугает?</w:t>
+        <w:t>Даша, ты как? Это тебя пугает?</w:t>
       </w:r>
     </w:p>
     <w:p>
@@ -2966,7 +2989,7 @@
           <w:i w:val="0"/>
           <w:sz w:val="22"/>
         </w:rPr>
-        <w:t>Спасибо. И, Алексей… что думаешь делать с информацией от Паши в целом?</w:t>
+        <w:t>Спасибо. И, Лёша… что думаешь делать с информацией от Паши в целом?</w:t>
       </w:r>
     </w:p>
     <w:p>
